--- a/week 1/DSA/Exercise 5.docx
+++ b/week 1/DSA/Exercise 5.docx
@@ -20,6 +20,161 @@
       </w:r>
     </w:p>
     <w:p>
+      <w:pPr>
+        <w:rPr>
+          <w:b/>
+          <w:bCs/>
+        </w:rPr>
+      </w:pPr>
+      <w:r>
+        <w:rPr>
+          <w:b/>
+          <w:bCs/>
+        </w:rPr>
+        <w:t>Understanding Linked Lists</w:t>
+      </w:r>
+    </w:p>
+    <w:p>
+      <w:pPr>
+        <w:numPr>
+          <w:ilvl w:val="0"/>
+          <w:numId w:val="3"/>
+        </w:numPr>
+      </w:pPr>
+      <w:r>
+        <w:t xml:space="preserve">Singly Linked List: Each node points to the next node. </w:t>
+      </w:r>
+    </w:p>
+    <w:p>
+      <w:pPr>
+        <w:numPr>
+          <w:ilvl w:val="0"/>
+          <w:numId w:val="3"/>
+        </w:numPr>
+      </w:pPr>
+      <w:r>
+        <w:t xml:space="preserve">Doubly Linked List: Each node points to both previous and next nodes. </w:t>
+      </w:r>
+    </w:p>
+    <w:p>
+      <w:pPr>
+        <w:rPr>
+          <w:b/>
+          <w:bCs/>
+        </w:rPr>
+      </w:pPr>
+      <w:r>
+        <w:rPr>
+          <w:b/>
+          <w:bCs/>
+        </w:rPr>
+        <w:t>Analysis</w:t>
+      </w:r>
+    </w:p>
+    <w:p>
+      <w:pPr>
+        <w:numPr>
+          <w:ilvl w:val="0"/>
+          <w:numId w:val="4"/>
+        </w:numPr>
+      </w:pPr>
+      <w:r>
+        <w:t xml:space="preserve">Add: </w:t>
+      </w:r>
+      <w:r>
+        <w:rPr>
+          <w:b/>
+          <w:bCs/>
+        </w:rPr>
+        <w:t>O(n)</w:t>
+      </w:r>
+      <w:r>
+        <w:t xml:space="preserve"> </w:t>
+      </w:r>
+    </w:p>
+    <w:p>
+      <w:pPr>
+        <w:numPr>
+          <w:ilvl w:val="0"/>
+          <w:numId w:val="4"/>
+        </w:numPr>
+      </w:pPr>
+      <w:r>
+        <w:t xml:space="preserve">Search: </w:t>
+      </w:r>
+      <w:r>
+        <w:rPr>
+          <w:b/>
+          <w:bCs/>
+        </w:rPr>
+        <w:t>O(n)</w:t>
+      </w:r>
+      <w:r>
+        <w:t xml:space="preserve"> </w:t>
+      </w:r>
+    </w:p>
+    <w:p>
+      <w:pPr>
+        <w:numPr>
+          <w:ilvl w:val="0"/>
+          <w:numId w:val="4"/>
+        </w:numPr>
+      </w:pPr>
+      <w:r>
+        <w:t xml:space="preserve">Traverse: </w:t>
+      </w:r>
+      <w:r>
+        <w:rPr>
+          <w:b/>
+          <w:bCs/>
+        </w:rPr>
+        <w:t>O(n)</w:t>
+      </w:r>
+      <w:r>
+        <w:t xml:space="preserve"> </w:t>
+      </w:r>
+    </w:p>
+    <w:p>
+      <w:pPr>
+        <w:numPr>
+          <w:ilvl w:val="0"/>
+          <w:numId w:val="4"/>
+        </w:numPr>
+      </w:pPr>
+      <w:r>
+        <w:t xml:space="preserve">Delete: </w:t>
+      </w:r>
+      <w:r>
+        <w:rPr>
+          <w:b/>
+          <w:bCs/>
+        </w:rPr>
+        <w:t>O(n)</w:t>
+      </w:r>
+      <w:r>
+        <w:t xml:space="preserve"> </w:t>
+      </w:r>
+    </w:p>
+    <w:p>
+      <w:r>
+        <w:rPr>
+          <w:b/>
+          <w:bCs/>
+        </w:rPr>
+        <w:t>Advantage:</w:t>
+      </w:r>
+      <w:r>
+        <w:t xml:space="preserve"> Dynamic size and easy insertion/deletion.</w:t>
+      </w:r>
+    </w:p>
+    <w:p>
+      <w:pPr>
+        <w:rPr>
+          <w:lang w:val="en-US"/>
+        </w:rPr>
+      </w:pPr>
+    </w:p>
+    <w:p>
       <w:r>
         <w:br/>
       </w:r>
@@ -68,7 +223,15 @@
     </w:p>
     <w:p>
       <w:r>
-        <w:t>        this.status = status;</w:t>
+        <w:t xml:space="preserve">        </w:t>
+      </w:r>
+      <w:proofErr w:type="spellStart"/>
+      <w:r>
+        <w:t>this.status</w:t>
+      </w:r>
+      <w:proofErr w:type="spellEnd"/>
+      <w:r>
+        <w:t xml:space="preserve"> = status;</w:t>
       </w:r>
     </w:p>
     <w:p>
@@ -84,7 +247,15 @@
     <w:p/>
     <w:p>
       <w:r>
-        <w:t>public class TaskList {</w:t>
+        <w:t xml:space="preserve">public class </w:t>
+      </w:r>
+      <w:proofErr w:type="spellStart"/>
+      <w:r>
+        <w:t>TaskList</w:t>
+      </w:r>
+      <w:proofErr w:type="spellEnd"/>
+      <w:r>
+        <w:t xml:space="preserve"> {</w:t>
       </w:r>
     </w:p>
     <w:p/>
@@ -121,12 +292,28 @@
     </w:p>
     <w:p>
       <w:r>
-        <w:t>            while (temp.next != null) {</w:t>
-      </w:r>
-    </w:p>
-    <w:p>
-      <w:r>
-        <w:t>                temp = temp.next;</w:t>
+        <w:t>            while (</w:t>
+      </w:r>
+      <w:proofErr w:type="spellStart"/>
+      <w:r>
+        <w:t>temp.next</w:t>
+      </w:r>
+      <w:proofErr w:type="spellEnd"/>
+      <w:r>
+        <w:t xml:space="preserve"> != null) {</w:t>
+      </w:r>
+    </w:p>
+    <w:p>
+      <w:r>
+        <w:t xml:space="preserve">                temp = </w:t>
+      </w:r>
+      <w:proofErr w:type="spellStart"/>
+      <w:r>
+        <w:t>temp.next</w:t>
+      </w:r>
+      <w:proofErr w:type="spellEnd"/>
+      <w:r>
+        <w:t>;</w:t>
       </w:r>
     </w:p>
     <w:p>
@@ -136,13 +323,175 @@
     </w:p>
     <w:p>
       <w:r>
-        <w:t>            temp.next = t;</w:t>
-      </w:r>
-    </w:p>
+        <w:t xml:space="preserve">            </w:t>
+      </w:r>
+      <w:proofErr w:type="spellStart"/>
+      <w:r>
+        <w:t>temp.next</w:t>
+      </w:r>
+      <w:proofErr w:type="spellEnd"/>
+      <w:r>
+        <w:t xml:space="preserve"> = t;</w:t>
+      </w:r>
+    </w:p>
+    <w:p>
+      <w:r>
+        <w:t>        }</w:t>
+      </w:r>
+    </w:p>
+    <w:p>
+      <w:r>
+        <w:t>    }</w:t>
+      </w:r>
+    </w:p>
+    <w:p/>
+    <w:p>
+      <w:r>
+        <w:t>    void traverse() {</w:t>
+      </w:r>
+    </w:p>
+    <w:p>
+      <w:r>
+        <w:t>        Task temp = head;</w:t>
+      </w:r>
+    </w:p>
+    <w:p>
+      <w:r>
+        <w:t>        while (temp != null) {</w:t>
+      </w:r>
+    </w:p>
+    <w:p>
+      <w:r>
+        <w:t xml:space="preserve">            </w:t>
+      </w:r>
+      <w:proofErr w:type="spellStart"/>
+      <w:r>
+        <w:t>System.out.println</w:t>
+      </w:r>
+      <w:proofErr w:type="spellEnd"/>
+      <w:r>
+        <w:t xml:space="preserve">(temp.name + " - " + </w:t>
+      </w:r>
+      <w:proofErr w:type="spellStart"/>
+      <w:r>
+        <w:t>temp.status</w:t>
+      </w:r>
+      <w:proofErr w:type="spellEnd"/>
+      <w:r>
+        <w:t>);</w:t>
+      </w:r>
+    </w:p>
+    <w:p>
+      <w:r>
+        <w:t xml:space="preserve">            temp = </w:t>
+      </w:r>
+      <w:proofErr w:type="spellStart"/>
+      <w:r>
+        <w:t>temp.next</w:t>
+      </w:r>
+      <w:proofErr w:type="spellEnd"/>
+      <w:r>
+        <w:t>;</w:t>
+      </w:r>
+    </w:p>
+    <w:p>
+      <w:r>
+        <w:t>        }</w:t>
+      </w:r>
+    </w:p>
+    <w:p>
+      <w:r>
+        <w:t>    }</w:t>
+      </w:r>
+    </w:p>
+    <w:p/>
+    <w:p>
+      <w:r>
+        <w:t xml:space="preserve">    public static void main(String[] </w:t>
+      </w:r>
+      <w:proofErr w:type="spellStart"/>
+      <w:r>
+        <w:t>args</w:t>
+      </w:r>
+      <w:proofErr w:type="spellEnd"/>
+      <w:r>
+        <w:t>) {</w:t>
+      </w:r>
+    </w:p>
+    <w:p>
+      <w:r>
+        <w:t xml:space="preserve">        </w:t>
+      </w:r>
+      <w:proofErr w:type="spellStart"/>
+      <w:r>
+        <w:t>TaskList</w:t>
+      </w:r>
+      <w:proofErr w:type="spellEnd"/>
+      <w:r>
+        <w:t xml:space="preserve"> list = new </w:t>
+      </w:r>
+      <w:proofErr w:type="spellStart"/>
+      <w:r>
+        <w:t>TaskList</w:t>
+      </w:r>
+      <w:proofErr w:type="spellEnd"/>
+      <w:r>
+        <w:t>();</w:t>
+      </w:r>
+    </w:p>
+    <w:p/>
+    <w:p>
+      <w:r>
+        <w:t xml:space="preserve">        </w:t>
+      </w:r>
+      <w:proofErr w:type="spellStart"/>
+      <w:r>
+        <w:t>list.add</w:t>
+      </w:r>
+      <w:proofErr w:type="spellEnd"/>
+      <w:r>
+        <w:t>(new Task(1, "Study", "Pending"));</w:t>
+      </w:r>
+    </w:p>
+    <w:p>
+      <w:r>
+        <w:t xml:space="preserve">        </w:t>
+      </w:r>
+      <w:proofErr w:type="spellStart"/>
+      <w:r>
+        <w:t>list.add</w:t>
+      </w:r>
+      <w:proofErr w:type="spellEnd"/>
+      <w:r>
+        <w:t>(new Task(2, "Code", "Done"));</w:t>
+      </w:r>
+    </w:p>
+    <w:p>
+      <w:r>
+        <w:t xml:space="preserve">        </w:t>
+      </w:r>
+      <w:proofErr w:type="spellStart"/>
+      <w:r>
+        <w:t>list.add</w:t>
+      </w:r>
+      <w:proofErr w:type="spellEnd"/>
+      <w:r>
+        <w:t>(new Task(3, "Sleep", "Pending"));</w:t>
+      </w:r>
+    </w:p>
+    <w:p/>
     <w:p>
       <w:r>
         <w:lastRenderedPageBreak/>
-        <w:t>        }</w:t>
+        <w:t xml:space="preserve">        </w:t>
+      </w:r>
+      <w:proofErr w:type="spellStart"/>
+      <w:r>
+        <w:t>list.traverse</w:t>
+      </w:r>
+      <w:proofErr w:type="spellEnd"/>
+      <w:r>
+        <w:t>();</w:t>
       </w:r>
     </w:p>
     <w:p>
@@ -150,80 +499,6 @@
         <w:t>    }</w:t>
       </w:r>
     </w:p>
-    <w:p/>
-    <w:p>
-      <w:r>
-        <w:t>    void traverse() {</w:t>
-      </w:r>
-    </w:p>
-    <w:p>
-      <w:r>
-        <w:t>        Task temp = head;</w:t>
-      </w:r>
-    </w:p>
-    <w:p>
-      <w:r>
-        <w:t>        while (temp != null) {</w:t>
-      </w:r>
-    </w:p>
-    <w:p>
-      <w:r>
-        <w:t>            System.out.println(temp.name + " - " + temp.status);</w:t>
-      </w:r>
-    </w:p>
-    <w:p>
-      <w:r>
-        <w:t>            temp = temp.next;</w:t>
-      </w:r>
-    </w:p>
-    <w:p>
-      <w:r>
-        <w:t>        }</w:t>
-      </w:r>
-    </w:p>
-    <w:p>
-      <w:r>
-        <w:t>    }</w:t>
-      </w:r>
-    </w:p>
-    <w:p/>
-    <w:p>
-      <w:r>
-        <w:t>    public static void main(String[] args) {</w:t>
-      </w:r>
-    </w:p>
-    <w:p>
-      <w:r>
-        <w:t>        TaskList list = new TaskList();</w:t>
-      </w:r>
-    </w:p>
-    <w:p/>
-    <w:p>
-      <w:r>
-        <w:t>        list.add(new Task(1, "Study", "Pending"));</w:t>
-      </w:r>
-    </w:p>
-    <w:p>
-      <w:r>
-        <w:t>        list.add(new Task(2, "Code", "Done"));</w:t>
-      </w:r>
-    </w:p>
-    <w:p>
-      <w:r>
-        <w:t>        list.add(new Task(3, "Sleep", "Pending"));</w:t>
-      </w:r>
-    </w:p>
-    <w:p/>
-    <w:p>
-      <w:r>
-        <w:t>        list.traverse();</w:t>
-      </w:r>
-    </w:p>
-    <w:p>
-      <w:r>
-        <w:t>    }</w:t>
-      </w:r>
-    </w:p>
     <w:p>
       <w:r>
         <w:t>}</w:t>
@@ -231,13 +506,15 @@
     </w:p>
     <w:p>
       <w:r>
-        <w:lastRenderedPageBreak/>
         <w:br/>
       </w:r>
       <w:r>
         <w:br/>
       </w:r>
       <w:r>
+        <w:rPr>
+          <w:noProof/>
+        </w:rPr>
         <w:drawing>
           <wp:inline distT="0" distB="0" distL="0" distR="0" wp14:anchorId="55767A18" wp14:editId="6B47FCB3">
             <wp:extent cx="5731510" cy="3201670"/>
@@ -254,7 +531,7 @@
                     <pic:cNvPicPr/>
                   </pic:nvPicPr>
                   <pic:blipFill>
-                    <a:blip r:embed="rId4"/>
+                    <a:blip r:embed="rId5"/>
                     <a:stretch>
                       <a:fillRect/>
                     </a:stretch>
@@ -283,6 +560,619 @@
     </w:sectPr>
   </w:body>
 </w:document>
+</file>
+
+<file path=word/numbering.xml><?xml version="1.0" encoding="utf-8"?>
+<w:numbering xmlns:wpc="http://schemas.microsoft.com/office/word/2010/wordprocessingCanvas" xmlns:cx="http://schemas.microsoft.com/office/drawing/2014/chartex" xmlns:cx1="http://schemas.microsoft.com/office/drawing/2015/9/8/chartex" xmlns:cx2="http://schemas.microsoft.com/office/drawing/2015/10/21/chartex" xmlns:cx3="http://schemas.microsoft.com/office/drawing/2016/5/9/chartex" xmlns:cx4="http://schemas.microsoft.com/office/drawing/2016/5/10/chartex" xmlns:cx5="http://schemas.microsoft.com/office/drawing/2016/5/11/chartex" xmlns:cx6="http://schemas.microsoft.com/office/drawing/2016/5/12/chartex" xmlns:cx7="http://schemas.microsoft.com/office/drawing/2016/5/13/chartex" xmlns:cx8="http://schemas.microsoft.com/office/drawing/2016/5/14/chartex" xmlns:mc="http://schemas.openxmlformats.org/markup-compatibility/2006" xmlns:aink="http://schemas.microsoft.com/office/drawing/2016/ink" xmlns:am3d="http://schemas.microsoft.com/office/drawing/2017/model3d" xmlns:o="urn:schemas-microsoft-com:office:office" xmlns:oel="http://schemas.microsoft.com/office/2019/extlst" xmlns:r="http://schemas.openxmlformats.org/officeDocument/2006/relationships" xmlns:m="http://schemas.openxmlformats.org/officeDocument/2006/math" xmlns:v="urn:schemas-microsoft-com:vml" xmlns:wp14="http://schemas.microsoft.com/office/word/2010/wordprocessingDrawing" xmlns:wp="http://schemas.openxmlformats.org/drawingml/2006/wordprocessingDrawing" xmlns:w10="urn:schemas-microsoft-com:office:word" xmlns:w="http://schemas.openxmlformats.org/wordprocessingml/2006/main" xmlns:w14="http://schemas.microsoft.com/office/word/2010/wordml" xmlns:w15="http://schemas.microsoft.com/office/word/2012/wordml" xmlns:w16cex="http://schemas.microsoft.com/office/word/2018/wordml/cex" xmlns:w16cid="http://schemas.microsoft.com/office/word/2016/wordml/cid" xmlns:w16="http://schemas.microsoft.com/office/word/2018/wordml" xmlns:w16du="http://schemas.microsoft.com/office/word/2023/wordml/word16du" xmlns:w16sdtdh="http://schemas.microsoft.com/office/word/2020/wordml/sdtdatahash" xmlns:w16sdtfl="http://schemas.microsoft.com/office/word/2024/wordml/sdtformatlock" xmlns:w16se="http://schemas.microsoft.com/office/word/2015/wordml/symex" xmlns:wpg="http://schemas.microsoft.com/office/word/2010/wordprocessingGroup" xmlns:wpi="http://schemas.microsoft.com/office/word/2010/wordprocessingInk" xmlns:wne="http://schemas.microsoft.com/office/word/2006/wordml" xmlns:wps="http://schemas.microsoft.com/office/word/2010/wordprocessingShape" mc:Ignorable="w14 w15 w16se w16cid w16 w16cex w16sdtdh w16sdtfl w16du wp14">
+  <w:abstractNum w:abstractNumId="0" w15:restartNumberingAfterBreak="0">
+    <w:nsid w:val="3B1D05BF"/>
+    <w:multiLevelType w:val="multilevel"/>
+    <w:tmpl w:val="2138E008"/>
+    <w:lvl w:ilvl="0">
+      <w:start w:val="1"/>
+      <w:numFmt w:val="bullet"/>
+      <w:lvlText w:val=""/>
+      <w:lvlJc w:val="left"/>
+      <w:pPr>
+        <w:tabs>
+          <w:tab w:val="num" w:pos="720"/>
+        </w:tabs>
+        <w:ind w:left="720" w:hanging="360"/>
+      </w:pPr>
+      <w:rPr>
+        <w:rFonts w:ascii="Symbol" w:hAnsi="Symbol" w:hint="default"/>
+        <w:sz w:val="20"/>
+      </w:rPr>
+    </w:lvl>
+    <w:lvl w:ilvl="1" w:tentative="1">
+      <w:start w:val="1"/>
+      <w:numFmt w:val="bullet"/>
+      <w:lvlText w:val="o"/>
+      <w:lvlJc w:val="left"/>
+      <w:pPr>
+        <w:tabs>
+          <w:tab w:val="num" w:pos="1440"/>
+        </w:tabs>
+        <w:ind w:left="1440" w:hanging="360"/>
+      </w:pPr>
+      <w:rPr>
+        <w:rFonts w:ascii="Courier New" w:hAnsi="Courier New" w:hint="default"/>
+        <w:sz w:val="20"/>
+      </w:rPr>
+    </w:lvl>
+    <w:lvl w:ilvl="2" w:tentative="1">
+      <w:start w:val="1"/>
+      <w:numFmt w:val="bullet"/>
+      <w:lvlText w:val=""/>
+      <w:lvlJc w:val="left"/>
+      <w:pPr>
+        <w:tabs>
+          <w:tab w:val="num" w:pos="2160"/>
+        </w:tabs>
+        <w:ind w:left="2160" w:hanging="360"/>
+      </w:pPr>
+      <w:rPr>
+        <w:rFonts w:ascii="Wingdings" w:hAnsi="Wingdings" w:hint="default"/>
+        <w:sz w:val="20"/>
+      </w:rPr>
+    </w:lvl>
+    <w:lvl w:ilvl="3" w:tentative="1">
+      <w:start w:val="1"/>
+      <w:numFmt w:val="bullet"/>
+      <w:lvlText w:val=""/>
+      <w:lvlJc w:val="left"/>
+      <w:pPr>
+        <w:tabs>
+          <w:tab w:val="num" w:pos="2880"/>
+        </w:tabs>
+        <w:ind w:left="2880" w:hanging="360"/>
+      </w:pPr>
+      <w:rPr>
+        <w:rFonts w:ascii="Wingdings" w:hAnsi="Wingdings" w:hint="default"/>
+        <w:sz w:val="20"/>
+      </w:rPr>
+    </w:lvl>
+    <w:lvl w:ilvl="4" w:tentative="1">
+      <w:start w:val="1"/>
+      <w:numFmt w:val="bullet"/>
+      <w:lvlText w:val=""/>
+      <w:lvlJc w:val="left"/>
+      <w:pPr>
+        <w:tabs>
+          <w:tab w:val="num" w:pos="3600"/>
+        </w:tabs>
+        <w:ind w:left="3600" w:hanging="360"/>
+      </w:pPr>
+      <w:rPr>
+        <w:rFonts w:ascii="Wingdings" w:hAnsi="Wingdings" w:hint="default"/>
+        <w:sz w:val="20"/>
+      </w:rPr>
+    </w:lvl>
+    <w:lvl w:ilvl="5" w:tentative="1">
+      <w:start w:val="1"/>
+      <w:numFmt w:val="bullet"/>
+      <w:lvlText w:val=""/>
+      <w:lvlJc w:val="left"/>
+      <w:pPr>
+        <w:tabs>
+          <w:tab w:val="num" w:pos="4320"/>
+        </w:tabs>
+        <w:ind w:left="4320" w:hanging="360"/>
+      </w:pPr>
+      <w:rPr>
+        <w:rFonts w:ascii="Wingdings" w:hAnsi="Wingdings" w:hint="default"/>
+        <w:sz w:val="20"/>
+      </w:rPr>
+    </w:lvl>
+    <w:lvl w:ilvl="6" w:tentative="1">
+      <w:start w:val="1"/>
+      <w:numFmt w:val="bullet"/>
+      <w:lvlText w:val=""/>
+      <w:lvlJc w:val="left"/>
+      <w:pPr>
+        <w:tabs>
+          <w:tab w:val="num" w:pos="5040"/>
+        </w:tabs>
+        <w:ind w:left="5040" w:hanging="360"/>
+      </w:pPr>
+      <w:rPr>
+        <w:rFonts w:ascii="Wingdings" w:hAnsi="Wingdings" w:hint="default"/>
+        <w:sz w:val="20"/>
+      </w:rPr>
+    </w:lvl>
+    <w:lvl w:ilvl="7" w:tentative="1">
+      <w:start w:val="1"/>
+      <w:numFmt w:val="bullet"/>
+      <w:lvlText w:val=""/>
+      <w:lvlJc w:val="left"/>
+      <w:pPr>
+        <w:tabs>
+          <w:tab w:val="num" w:pos="5760"/>
+        </w:tabs>
+        <w:ind w:left="5760" w:hanging="360"/>
+      </w:pPr>
+      <w:rPr>
+        <w:rFonts w:ascii="Wingdings" w:hAnsi="Wingdings" w:hint="default"/>
+        <w:sz w:val="20"/>
+      </w:rPr>
+    </w:lvl>
+    <w:lvl w:ilvl="8" w:tentative="1">
+      <w:start w:val="1"/>
+      <w:numFmt w:val="bullet"/>
+      <w:lvlText w:val=""/>
+      <w:lvlJc w:val="left"/>
+      <w:pPr>
+        <w:tabs>
+          <w:tab w:val="num" w:pos="6480"/>
+        </w:tabs>
+        <w:ind w:left="6480" w:hanging="360"/>
+      </w:pPr>
+      <w:rPr>
+        <w:rFonts w:ascii="Wingdings" w:hAnsi="Wingdings" w:hint="default"/>
+        <w:sz w:val="20"/>
+      </w:rPr>
+    </w:lvl>
+  </w:abstractNum>
+  <w:abstractNum w:abstractNumId="1" w15:restartNumberingAfterBreak="0">
+    <w:nsid w:val="5BB733AA"/>
+    <w:multiLevelType w:val="multilevel"/>
+    <w:tmpl w:val="649E9794"/>
+    <w:lvl w:ilvl="0">
+      <w:start w:val="1"/>
+      <w:numFmt w:val="bullet"/>
+      <w:lvlText w:val=""/>
+      <w:lvlJc w:val="left"/>
+      <w:pPr>
+        <w:tabs>
+          <w:tab w:val="num" w:pos="720"/>
+        </w:tabs>
+        <w:ind w:left="720" w:hanging="360"/>
+      </w:pPr>
+      <w:rPr>
+        <w:rFonts w:ascii="Symbol" w:hAnsi="Symbol" w:hint="default"/>
+        <w:sz w:val="20"/>
+      </w:rPr>
+    </w:lvl>
+    <w:lvl w:ilvl="1" w:tentative="1">
+      <w:start w:val="1"/>
+      <w:numFmt w:val="bullet"/>
+      <w:lvlText w:val="o"/>
+      <w:lvlJc w:val="left"/>
+      <w:pPr>
+        <w:tabs>
+          <w:tab w:val="num" w:pos="1440"/>
+        </w:tabs>
+        <w:ind w:left="1440" w:hanging="360"/>
+      </w:pPr>
+      <w:rPr>
+        <w:rFonts w:ascii="Courier New" w:hAnsi="Courier New" w:hint="default"/>
+        <w:sz w:val="20"/>
+      </w:rPr>
+    </w:lvl>
+    <w:lvl w:ilvl="2" w:tentative="1">
+      <w:start w:val="1"/>
+      <w:numFmt w:val="bullet"/>
+      <w:lvlText w:val=""/>
+      <w:lvlJc w:val="left"/>
+      <w:pPr>
+        <w:tabs>
+          <w:tab w:val="num" w:pos="2160"/>
+        </w:tabs>
+        <w:ind w:left="2160" w:hanging="360"/>
+      </w:pPr>
+      <w:rPr>
+        <w:rFonts w:ascii="Wingdings" w:hAnsi="Wingdings" w:hint="default"/>
+        <w:sz w:val="20"/>
+      </w:rPr>
+    </w:lvl>
+    <w:lvl w:ilvl="3" w:tentative="1">
+      <w:start w:val="1"/>
+      <w:numFmt w:val="bullet"/>
+      <w:lvlText w:val=""/>
+      <w:lvlJc w:val="left"/>
+      <w:pPr>
+        <w:tabs>
+          <w:tab w:val="num" w:pos="2880"/>
+        </w:tabs>
+        <w:ind w:left="2880" w:hanging="360"/>
+      </w:pPr>
+      <w:rPr>
+        <w:rFonts w:ascii="Wingdings" w:hAnsi="Wingdings" w:hint="default"/>
+        <w:sz w:val="20"/>
+      </w:rPr>
+    </w:lvl>
+    <w:lvl w:ilvl="4" w:tentative="1">
+      <w:start w:val="1"/>
+      <w:numFmt w:val="bullet"/>
+      <w:lvlText w:val=""/>
+      <w:lvlJc w:val="left"/>
+      <w:pPr>
+        <w:tabs>
+          <w:tab w:val="num" w:pos="3600"/>
+        </w:tabs>
+        <w:ind w:left="3600" w:hanging="360"/>
+      </w:pPr>
+      <w:rPr>
+        <w:rFonts w:ascii="Wingdings" w:hAnsi="Wingdings" w:hint="default"/>
+        <w:sz w:val="20"/>
+      </w:rPr>
+    </w:lvl>
+    <w:lvl w:ilvl="5" w:tentative="1">
+      <w:start w:val="1"/>
+      <w:numFmt w:val="bullet"/>
+      <w:lvlText w:val=""/>
+      <w:lvlJc w:val="left"/>
+      <w:pPr>
+        <w:tabs>
+          <w:tab w:val="num" w:pos="4320"/>
+        </w:tabs>
+        <w:ind w:left="4320" w:hanging="360"/>
+      </w:pPr>
+      <w:rPr>
+        <w:rFonts w:ascii="Wingdings" w:hAnsi="Wingdings" w:hint="default"/>
+        <w:sz w:val="20"/>
+      </w:rPr>
+    </w:lvl>
+    <w:lvl w:ilvl="6" w:tentative="1">
+      <w:start w:val="1"/>
+      <w:numFmt w:val="bullet"/>
+      <w:lvlText w:val=""/>
+      <w:lvlJc w:val="left"/>
+      <w:pPr>
+        <w:tabs>
+          <w:tab w:val="num" w:pos="5040"/>
+        </w:tabs>
+        <w:ind w:left="5040" w:hanging="360"/>
+      </w:pPr>
+      <w:rPr>
+        <w:rFonts w:ascii="Wingdings" w:hAnsi="Wingdings" w:hint="default"/>
+        <w:sz w:val="20"/>
+      </w:rPr>
+    </w:lvl>
+    <w:lvl w:ilvl="7" w:tentative="1">
+      <w:start w:val="1"/>
+      <w:numFmt w:val="bullet"/>
+      <w:lvlText w:val=""/>
+      <w:lvlJc w:val="left"/>
+      <w:pPr>
+        <w:tabs>
+          <w:tab w:val="num" w:pos="5760"/>
+        </w:tabs>
+        <w:ind w:left="5760" w:hanging="360"/>
+      </w:pPr>
+      <w:rPr>
+        <w:rFonts w:ascii="Wingdings" w:hAnsi="Wingdings" w:hint="default"/>
+        <w:sz w:val="20"/>
+      </w:rPr>
+    </w:lvl>
+    <w:lvl w:ilvl="8" w:tentative="1">
+      <w:start w:val="1"/>
+      <w:numFmt w:val="bullet"/>
+      <w:lvlText w:val=""/>
+      <w:lvlJc w:val="left"/>
+      <w:pPr>
+        <w:tabs>
+          <w:tab w:val="num" w:pos="6480"/>
+        </w:tabs>
+        <w:ind w:left="6480" w:hanging="360"/>
+      </w:pPr>
+      <w:rPr>
+        <w:rFonts w:ascii="Wingdings" w:hAnsi="Wingdings" w:hint="default"/>
+        <w:sz w:val="20"/>
+      </w:rPr>
+    </w:lvl>
+  </w:abstractNum>
+  <w:abstractNum w:abstractNumId="2" w15:restartNumberingAfterBreak="0">
+    <w:nsid w:val="68124D25"/>
+    <w:multiLevelType w:val="multilevel"/>
+    <w:tmpl w:val="7B2CD592"/>
+    <w:lvl w:ilvl="0">
+      <w:start w:val="1"/>
+      <w:numFmt w:val="bullet"/>
+      <w:lvlText w:val=""/>
+      <w:lvlJc w:val="left"/>
+      <w:pPr>
+        <w:tabs>
+          <w:tab w:val="num" w:pos="720"/>
+        </w:tabs>
+        <w:ind w:left="720" w:hanging="360"/>
+      </w:pPr>
+      <w:rPr>
+        <w:rFonts w:ascii="Symbol" w:hAnsi="Symbol" w:hint="default"/>
+        <w:sz w:val="20"/>
+      </w:rPr>
+    </w:lvl>
+    <w:lvl w:ilvl="1" w:tentative="1">
+      <w:start w:val="1"/>
+      <w:numFmt w:val="bullet"/>
+      <w:lvlText w:val="o"/>
+      <w:lvlJc w:val="left"/>
+      <w:pPr>
+        <w:tabs>
+          <w:tab w:val="num" w:pos="1440"/>
+        </w:tabs>
+        <w:ind w:left="1440" w:hanging="360"/>
+      </w:pPr>
+      <w:rPr>
+        <w:rFonts w:ascii="Courier New" w:hAnsi="Courier New" w:hint="default"/>
+        <w:sz w:val="20"/>
+      </w:rPr>
+    </w:lvl>
+    <w:lvl w:ilvl="2" w:tentative="1">
+      <w:start w:val="1"/>
+      <w:numFmt w:val="bullet"/>
+      <w:lvlText w:val=""/>
+      <w:lvlJc w:val="left"/>
+      <w:pPr>
+        <w:tabs>
+          <w:tab w:val="num" w:pos="2160"/>
+        </w:tabs>
+        <w:ind w:left="2160" w:hanging="360"/>
+      </w:pPr>
+      <w:rPr>
+        <w:rFonts w:ascii="Wingdings" w:hAnsi="Wingdings" w:hint="default"/>
+        <w:sz w:val="20"/>
+      </w:rPr>
+    </w:lvl>
+    <w:lvl w:ilvl="3" w:tentative="1">
+      <w:start w:val="1"/>
+      <w:numFmt w:val="bullet"/>
+      <w:lvlText w:val=""/>
+      <w:lvlJc w:val="left"/>
+      <w:pPr>
+        <w:tabs>
+          <w:tab w:val="num" w:pos="2880"/>
+        </w:tabs>
+        <w:ind w:left="2880" w:hanging="360"/>
+      </w:pPr>
+      <w:rPr>
+        <w:rFonts w:ascii="Wingdings" w:hAnsi="Wingdings" w:hint="default"/>
+        <w:sz w:val="20"/>
+      </w:rPr>
+    </w:lvl>
+    <w:lvl w:ilvl="4" w:tentative="1">
+      <w:start w:val="1"/>
+      <w:numFmt w:val="bullet"/>
+      <w:lvlText w:val=""/>
+      <w:lvlJc w:val="left"/>
+      <w:pPr>
+        <w:tabs>
+          <w:tab w:val="num" w:pos="3600"/>
+        </w:tabs>
+        <w:ind w:left="3600" w:hanging="360"/>
+      </w:pPr>
+      <w:rPr>
+        <w:rFonts w:ascii="Wingdings" w:hAnsi="Wingdings" w:hint="default"/>
+        <w:sz w:val="20"/>
+      </w:rPr>
+    </w:lvl>
+    <w:lvl w:ilvl="5" w:tentative="1">
+      <w:start w:val="1"/>
+      <w:numFmt w:val="bullet"/>
+      <w:lvlText w:val=""/>
+      <w:lvlJc w:val="left"/>
+      <w:pPr>
+        <w:tabs>
+          <w:tab w:val="num" w:pos="4320"/>
+        </w:tabs>
+        <w:ind w:left="4320" w:hanging="360"/>
+      </w:pPr>
+      <w:rPr>
+        <w:rFonts w:ascii="Wingdings" w:hAnsi="Wingdings" w:hint="default"/>
+        <w:sz w:val="20"/>
+      </w:rPr>
+    </w:lvl>
+    <w:lvl w:ilvl="6" w:tentative="1">
+      <w:start w:val="1"/>
+      <w:numFmt w:val="bullet"/>
+      <w:lvlText w:val=""/>
+      <w:lvlJc w:val="left"/>
+      <w:pPr>
+        <w:tabs>
+          <w:tab w:val="num" w:pos="5040"/>
+        </w:tabs>
+        <w:ind w:left="5040" w:hanging="360"/>
+      </w:pPr>
+      <w:rPr>
+        <w:rFonts w:ascii="Wingdings" w:hAnsi="Wingdings" w:hint="default"/>
+        <w:sz w:val="20"/>
+      </w:rPr>
+    </w:lvl>
+    <w:lvl w:ilvl="7" w:tentative="1">
+      <w:start w:val="1"/>
+      <w:numFmt w:val="bullet"/>
+      <w:lvlText w:val=""/>
+      <w:lvlJc w:val="left"/>
+      <w:pPr>
+        <w:tabs>
+          <w:tab w:val="num" w:pos="5760"/>
+        </w:tabs>
+        <w:ind w:left="5760" w:hanging="360"/>
+      </w:pPr>
+      <w:rPr>
+        <w:rFonts w:ascii="Wingdings" w:hAnsi="Wingdings" w:hint="default"/>
+        <w:sz w:val="20"/>
+      </w:rPr>
+    </w:lvl>
+    <w:lvl w:ilvl="8" w:tentative="1">
+      <w:start w:val="1"/>
+      <w:numFmt w:val="bullet"/>
+      <w:lvlText w:val=""/>
+      <w:lvlJc w:val="left"/>
+      <w:pPr>
+        <w:tabs>
+          <w:tab w:val="num" w:pos="6480"/>
+        </w:tabs>
+        <w:ind w:left="6480" w:hanging="360"/>
+      </w:pPr>
+      <w:rPr>
+        <w:rFonts w:ascii="Wingdings" w:hAnsi="Wingdings" w:hint="default"/>
+        <w:sz w:val="20"/>
+      </w:rPr>
+    </w:lvl>
+  </w:abstractNum>
+  <w:abstractNum w:abstractNumId="3" w15:restartNumberingAfterBreak="0">
+    <w:nsid w:val="723F1883"/>
+    <w:multiLevelType w:val="multilevel"/>
+    <w:tmpl w:val="1CF8DC04"/>
+    <w:lvl w:ilvl="0">
+      <w:start w:val="1"/>
+      <w:numFmt w:val="bullet"/>
+      <w:lvlText w:val=""/>
+      <w:lvlJc w:val="left"/>
+      <w:pPr>
+        <w:tabs>
+          <w:tab w:val="num" w:pos="720"/>
+        </w:tabs>
+        <w:ind w:left="720" w:hanging="360"/>
+      </w:pPr>
+      <w:rPr>
+        <w:rFonts w:ascii="Symbol" w:hAnsi="Symbol" w:hint="default"/>
+        <w:sz w:val="20"/>
+      </w:rPr>
+    </w:lvl>
+    <w:lvl w:ilvl="1" w:tentative="1">
+      <w:start w:val="1"/>
+      <w:numFmt w:val="bullet"/>
+      <w:lvlText w:val="o"/>
+      <w:lvlJc w:val="left"/>
+      <w:pPr>
+        <w:tabs>
+          <w:tab w:val="num" w:pos="1440"/>
+        </w:tabs>
+        <w:ind w:left="1440" w:hanging="360"/>
+      </w:pPr>
+      <w:rPr>
+        <w:rFonts w:ascii="Courier New" w:hAnsi="Courier New" w:hint="default"/>
+        <w:sz w:val="20"/>
+      </w:rPr>
+    </w:lvl>
+    <w:lvl w:ilvl="2" w:tentative="1">
+      <w:start w:val="1"/>
+      <w:numFmt w:val="bullet"/>
+      <w:lvlText w:val=""/>
+      <w:lvlJc w:val="left"/>
+      <w:pPr>
+        <w:tabs>
+          <w:tab w:val="num" w:pos="2160"/>
+        </w:tabs>
+        <w:ind w:left="2160" w:hanging="360"/>
+      </w:pPr>
+      <w:rPr>
+        <w:rFonts w:ascii="Wingdings" w:hAnsi="Wingdings" w:hint="default"/>
+        <w:sz w:val="20"/>
+      </w:rPr>
+    </w:lvl>
+    <w:lvl w:ilvl="3" w:tentative="1">
+      <w:start w:val="1"/>
+      <w:numFmt w:val="bullet"/>
+      <w:lvlText w:val=""/>
+      <w:lvlJc w:val="left"/>
+      <w:pPr>
+        <w:tabs>
+          <w:tab w:val="num" w:pos="2880"/>
+        </w:tabs>
+        <w:ind w:left="2880" w:hanging="360"/>
+      </w:pPr>
+      <w:rPr>
+        <w:rFonts w:ascii="Wingdings" w:hAnsi="Wingdings" w:hint="default"/>
+        <w:sz w:val="20"/>
+      </w:rPr>
+    </w:lvl>
+    <w:lvl w:ilvl="4" w:tentative="1">
+      <w:start w:val="1"/>
+      <w:numFmt w:val="bullet"/>
+      <w:lvlText w:val=""/>
+      <w:lvlJc w:val="left"/>
+      <w:pPr>
+        <w:tabs>
+          <w:tab w:val="num" w:pos="3600"/>
+        </w:tabs>
+        <w:ind w:left="3600" w:hanging="360"/>
+      </w:pPr>
+      <w:rPr>
+        <w:rFonts w:ascii="Wingdings" w:hAnsi="Wingdings" w:hint="default"/>
+        <w:sz w:val="20"/>
+      </w:rPr>
+    </w:lvl>
+    <w:lvl w:ilvl="5" w:tentative="1">
+      <w:start w:val="1"/>
+      <w:numFmt w:val="bullet"/>
+      <w:lvlText w:val=""/>
+      <w:lvlJc w:val="left"/>
+      <w:pPr>
+        <w:tabs>
+          <w:tab w:val="num" w:pos="4320"/>
+        </w:tabs>
+        <w:ind w:left="4320" w:hanging="360"/>
+      </w:pPr>
+      <w:rPr>
+        <w:rFonts w:ascii="Wingdings" w:hAnsi="Wingdings" w:hint="default"/>
+        <w:sz w:val="20"/>
+      </w:rPr>
+    </w:lvl>
+    <w:lvl w:ilvl="6" w:tentative="1">
+      <w:start w:val="1"/>
+      <w:numFmt w:val="bullet"/>
+      <w:lvlText w:val=""/>
+      <w:lvlJc w:val="left"/>
+      <w:pPr>
+        <w:tabs>
+          <w:tab w:val="num" w:pos="5040"/>
+        </w:tabs>
+        <w:ind w:left="5040" w:hanging="360"/>
+      </w:pPr>
+      <w:rPr>
+        <w:rFonts w:ascii="Wingdings" w:hAnsi="Wingdings" w:hint="default"/>
+        <w:sz w:val="20"/>
+      </w:rPr>
+    </w:lvl>
+    <w:lvl w:ilvl="7" w:tentative="1">
+      <w:start w:val="1"/>
+      <w:numFmt w:val="bullet"/>
+      <w:lvlText w:val=""/>
+      <w:lvlJc w:val="left"/>
+      <w:pPr>
+        <w:tabs>
+          <w:tab w:val="num" w:pos="5760"/>
+        </w:tabs>
+        <w:ind w:left="5760" w:hanging="360"/>
+      </w:pPr>
+      <w:rPr>
+        <w:rFonts w:ascii="Wingdings" w:hAnsi="Wingdings" w:hint="default"/>
+        <w:sz w:val="20"/>
+      </w:rPr>
+    </w:lvl>
+    <w:lvl w:ilvl="8" w:tentative="1">
+      <w:start w:val="1"/>
+      <w:numFmt w:val="bullet"/>
+      <w:lvlText w:val=""/>
+      <w:lvlJc w:val="left"/>
+      <w:pPr>
+        <w:tabs>
+          <w:tab w:val="num" w:pos="6480"/>
+        </w:tabs>
+        <w:ind w:left="6480" w:hanging="360"/>
+      </w:pPr>
+      <w:rPr>
+        <w:rFonts w:ascii="Wingdings" w:hAnsi="Wingdings" w:hint="default"/>
+        <w:sz w:val="20"/>
+      </w:rPr>
+    </w:lvl>
+  </w:abstractNum>
+  <w:num w:numId="1" w16cid:durableId="1766732230">
+    <w:abstractNumId w:val="2"/>
+  </w:num>
+  <w:num w:numId="2" w16cid:durableId="592277938">
+    <w:abstractNumId w:val="0"/>
+  </w:num>
+  <w:num w:numId="3" w16cid:durableId="1150564188">
+    <w:abstractNumId w:val="1"/>
+  </w:num>
+  <w:num w:numId="4" w16cid:durableId="154492011">
+    <w:abstractNumId w:val="3"/>
+  </w:num>
+</w:numbering>
 </file>
 
 <file path=word/styles.xml><?xml version="1.0" encoding="utf-8"?>
